--- a/downloads/teacher/05 Materials/Unit 04/Handouts/Handout 04.07 - Principles Sort and Focal Point Game Cards.docx
+++ b/downloads/teacher/05 Materials/Unit 04/Handouts/Handout 04.07 - Principles Sort and Focal Point Game Cards.docx
@@ -1417,46 +1417,82 @@
         </w:rPr>
         <w:t xml:space="preserve">Rules</w:t>
       </w:r>
-      <w:r>
-        <w:t xml:space="preserve"> </w:t>
-      </w:r>
-      <w:r>
-        <w:t xml:space="preserve">1. Your envelope has a room outline, a set of furniture cards, and a focal point card. Nobody opens it until the timer starts.</w:t>
-      </w:r>
-      <w:r>
-        <w:t xml:space="preserve"> </w:t>
-      </w:r>
-      <w:r>
-        <w:t xml:space="preserve">2. The focal point goes where the card says. Everything else is built around it.</w:t>
-      </w:r>
-      <w:r>
-        <w:t xml:space="preserve"> </w:t>
-      </w:r>
-      <w:r>
-        <w:t xml:space="preserve">3. Every card is used, or set aside with a written reason on the line below.</w:t>
-      </w:r>
-      <w:r>
-        <w:t xml:space="preserve"> </w:t>
-      </w:r>
-      <w:r>
-        <w:t xml:space="preserve">4. The door has to open. A person has to be able to walk from the door to the window without climbing over anything.</w:t>
-      </w:r>
-      <w:r>
-        <w:t xml:space="preserve"> </w:t>
-      </w:r>
-      <w:r>
-        <w:t xml:space="preserve">5. Ten minutes. Tape at eight. Hands off at ten.</w:t>
-      </w:r>
-      <w:r>
-        <w:t xml:space="preserve"> </w:t>
-      </w:r>
-      <w:r>
-        <w:t xml:space="preserve">6. Label your room with the focal point and your team number and carry it to the gallery.</w:t>
-      </w:r>
     </w:p>
     <w:p>
       <w:pPr>
-        <w:pStyle w:val="BodyText"/>
+        <w:numPr>
+          <w:ilvl w:val="0"/>
+          <w:numId w:val="1002"/>
+        </w:numPr>
+        <w:pStyle w:val="Compact"/>
+      </w:pPr>
+      <w:r>
+        <w:t xml:space="preserve">Your envelope has a room outline, a set of furniture cards, and a focal point card. Nobody opens it until the timer starts.</w:t>
+      </w:r>
+    </w:p>
+    <w:p>
+      <w:pPr>
+        <w:numPr>
+          <w:ilvl w:val="0"/>
+          <w:numId w:val="1002"/>
+        </w:numPr>
+        <w:pStyle w:val="Compact"/>
+      </w:pPr>
+      <w:r>
+        <w:t xml:space="preserve">The focal point goes where the card says. Everything else is built around it.</w:t>
+      </w:r>
+    </w:p>
+    <w:p>
+      <w:pPr>
+        <w:numPr>
+          <w:ilvl w:val="0"/>
+          <w:numId w:val="1002"/>
+        </w:numPr>
+        <w:pStyle w:val="Compact"/>
+      </w:pPr>
+      <w:r>
+        <w:t xml:space="preserve">Every card is used, or set aside with a written reason on the line below.</w:t>
+      </w:r>
+    </w:p>
+    <w:p>
+      <w:pPr>
+        <w:numPr>
+          <w:ilvl w:val="0"/>
+          <w:numId w:val="1002"/>
+        </w:numPr>
+        <w:pStyle w:val="Compact"/>
+      </w:pPr>
+      <w:r>
+        <w:t xml:space="preserve">The door has to open. A person has to be able to walk from the door to the window without climbing over anything.</w:t>
+      </w:r>
+    </w:p>
+    <w:p>
+      <w:pPr>
+        <w:numPr>
+          <w:ilvl w:val="0"/>
+          <w:numId w:val="1002"/>
+        </w:numPr>
+        <w:pStyle w:val="Compact"/>
+      </w:pPr>
+      <w:r>
+        <w:t xml:space="preserve">Ten minutes. Tape at eight. Hands off at ten.</w:t>
+      </w:r>
+    </w:p>
+    <w:p>
+      <w:pPr>
+        <w:numPr>
+          <w:ilvl w:val="0"/>
+          <w:numId w:val="1002"/>
+        </w:numPr>
+        <w:pStyle w:val="Compact"/>
+      </w:pPr>
+      <w:r>
+        <w:t xml:space="preserve">Label your room with the focal point and your team number and carry it to the gallery.</w:t>
+      </w:r>
+    </w:p>
+    <w:p>
+      <w:pPr>
+        <w:pStyle w:val="FirstParagraph"/>
       </w:pPr>
       <w:r>
         <w:t xml:space="preserve">The design process, four words: define (what is the focal point and who uses the room), brainstorm (try three layouts before you tape), choose (pick one), test (walk the path with your finger).</w:t>
@@ -2474,35 +2510,65 @@
       <w:r>
         <w:t xml:space="preserve">A rectangle 16 squares wide and 12 squares deep, drawn on a grid.</w:t>
       </w:r>
-      <w:r>
-        <w:t xml:space="preserve"> </w:t>
-      </w:r>
-      <w:r>
-        <w:t xml:space="preserve">- The door is on the bottom wall, 3 squares wide, starting 2 squares from the left corner; draw its swing arc into the room.</w:t>
-      </w:r>
-      <w:r>
-        <w:t xml:space="preserve"> </w:t>
-      </w:r>
-      <w:r>
-        <w:t xml:space="preserve">- Window 1 is on the top wall, 4 squares wide, centered.</w:t>
-      </w:r>
-      <w:r>
-        <w:t xml:space="preserve"> </w:t>
-      </w:r>
-      <w:r>
-        <w:t xml:space="preserve">- Window 2 is on the right wall, 3 squares wide, near the top corner.</w:t>
-      </w:r>
-      <w:r>
-        <w:t xml:space="preserve"> </w:t>
-      </w:r>
-      <w:r>
-        <w:t xml:space="preserve">- The left wall is blank (this is where the fireplace goes if that card is drawn).</w:t>
-      </w:r>
-      <w:r>
-        <w:t xml:space="preserve"> </w:t>
-      </w:r>
-      <w:r>
-        <w:t xml:space="preserve">- Label the four walls: TOP, BOTTOM (door), LEFT (blank), RIGHT (window 2).</w:t>
+    </w:p>
+    <w:p>
+      <w:pPr>
+        <w:numPr>
+          <w:ilvl w:val="0"/>
+          <w:numId w:val="1003"/>
+        </w:numPr>
+        <w:pStyle w:val="Compact"/>
+      </w:pPr>
+      <w:r>
+        <w:t xml:space="preserve">The door is on the bottom wall, 3 squares wide, starting 2 squares from the left corner; draw its swing arc into the room.</w:t>
+      </w:r>
+    </w:p>
+    <w:p>
+      <w:pPr>
+        <w:numPr>
+          <w:ilvl w:val="0"/>
+          <w:numId w:val="1003"/>
+        </w:numPr>
+        <w:pStyle w:val="Compact"/>
+      </w:pPr>
+      <w:r>
+        <w:t xml:space="preserve">Window 1 is on the top wall, 4 squares wide, centered.</w:t>
+      </w:r>
+    </w:p>
+    <w:p>
+      <w:pPr>
+        <w:numPr>
+          <w:ilvl w:val="0"/>
+          <w:numId w:val="1003"/>
+        </w:numPr>
+        <w:pStyle w:val="Compact"/>
+      </w:pPr>
+      <w:r>
+        <w:t xml:space="preserve">Window 2 is on the right wall, 3 squares wide, near the top corner.</w:t>
+      </w:r>
+    </w:p>
+    <w:p>
+      <w:pPr>
+        <w:numPr>
+          <w:ilvl w:val="0"/>
+          <w:numId w:val="1003"/>
+        </w:numPr>
+        <w:pStyle w:val="Compact"/>
+      </w:pPr>
+      <w:r>
+        <w:t xml:space="preserve">The left wall is blank (this is where the fireplace goes if that card is drawn).</w:t>
+      </w:r>
+    </w:p>
+    <w:p>
+      <w:pPr>
+        <w:numPr>
+          <w:ilvl w:val="0"/>
+          <w:numId w:val="1003"/>
+        </w:numPr>
+        <w:pStyle w:val="Compact"/>
+      </w:pPr>
+      <w:r>
+        <w:t xml:space="preserve">Label the four walls: TOP, BOTTOM (door), LEFT (blank), RIGHT (window 2).</w:t>
       </w:r>
     </w:p>
     <w:p>
@@ -3348,6 +3414,221 @@
       </w:pPr>
     </w:lvl>
   </w:abstractNum>
+  <w:abstractNum w:abstractNumId="99411">
+    <w:nsid w:val="71315dca"/>
+    <w:multiLevelType w:val="multilevel"/>
+    <w:lvl w:ilvl="0">
+      <w:start w:val="1"/>
+      <w:numFmt w:val="decimal"/>
+      <w:lvlText w:val="%1."/>
+      <w:lvlJc w:val="left"/>
+      <w:pPr>
+        <w:tabs>
+          <w:tab w:val="num" w:pos="0"/>
+        </w:tabs>
+        <w:ind w:left="480" w:hanging="480"/>
+      </w:pPr>
+    </w:lvl>
+    <w:lvl w:ilvl="1">
+      <w:start w:val="1"/>
+      <w:numFmt w:val="decimal"/>
+      <w:lvlText w:val="%2."/>
+      <w:lvlJc w:val="left"/>
+      <w:pPr>
+        <w:tabs>
+          <w:tab w:val="num" w:pos="720"/>
+        </w:tabs>
+        <w:ind w:left="1200" w:hanging="480"/>
+      </w:pPr>
+    </w:lvl>
+    <w:lvl w:ilvl="2">
+      <w:start w:val="1"/>
+      <w:numFmt w:val="decimal"/>
+      <w:lvlText w:val="%3."/>
+      <w:lvlJc w:val="left"/>
+      <w:pPr>
+        <w:tabs>
+          <w:tab w:val="num" w:pos="1440"/>
+        </w:tabs>
+        <w:ind w:left="1920" w:hanging="480"/>
+      </w:pPr>
+    </w:lvl>
+    <w:lvl w:ilvl="3">
+      <w:start w:val="1"/>
+      <w:numFmt w:val="decimal"/>
+      <w:lvlText w:val="%4."/>
+      <w:lvlJc w:val="left"/>
+      <w:pPr>
+        <w:tabs>
+          <w:tab w:val="num" w:pos="2160"/>
+        </w:tabs>
+        <w:ind w:left="2640" w:hanging="480"/>
+      </w:pPr>
+    </w:lvl>
+    <w:lvl w:ilvl="4">
+      <w:start w:val="1"/>
+      <w:numFmt w:val="decimal"/>
+      <w:lvlText w:val="%5."/>
+      <w:lvlJc w:val="left"/>
+      <w:pPr>
+        <w:tabs>
+          <w:tab w:val="num" w:pos="2880"/>
+        </w:tabs>
+        <w:ind w:left="3360" w:hanging="480"/>
+      </w:pPr>
+    </w:lvl>
+    <w:lvl w:ilvl="5">
+      <w:start w:val="1"/>
+      <w:numFmt w:val="decimal"/>
+      <w:lvlText w:val="%6."/>
+      <w:lvlJc w:val="left"/>
+      <w:pPr>
+        <w:tabs>
+          <w:tab w:val="num" w:pos="3600"/>
+        </w:tabs>
+        <w:ind w:left="4080" w:hanging="480"/>
+      </w:pPr>
+    </w:lvl>
+    <w:lvl w:ilvl="6">
+      <w:start w:val="1"/>
+      <w:numFmt w:val="decimal"/>
+      <w:lvlText w:val="%7."/>
+      <w:lvlJc w:val="left"/>
+      <w:pPr>
+        <w:tabs>
+          <w:tab w:val="num" w:pos="4320"/>
+        </w:tabs>
+        <w:ind w:left="4800" w:hanging="480"/>
+      </w:pPr>
+    </w:lvl>
+    <w:lvl w:ilvl="7">
+      <w:start w:val="1"/>
+      <w:numFmt w:val="decimal"/>
+      <w:lvlText w:val="%8."/>
+      <w:lvlJc w:val="left"/>
+      <w:pPr>
+        <w:tabs>
+          <w:tab w:val="num" w:pos="5040"/>
+        </w:tabs>
+        <w:ind w:left="5520" w:hanging="480"/>
+      </w:pPr>
+    </w:lvl>
+    <w:lvl w:ilvl="8">
+      <w:start w:val="1"/>
+      <w:numFmt w:val="decimal"/>
+      <w:lvlText w:val="%9."/>
+      <w:lvlJc w:val="left"/>
+      <w:pPr>
+        <w:tabs>
+          <w:tab w:val="num" w:pos="5760"/>
+        </w:tabs>
+        <w:ind w:left="6240" w:hanging="480"/>
+      </w:pPr>
+    </w:lvl>
+  </w:abstractNum>
+  <w:abstractNum w:abstractNumId="991">
+    <w:nsid w:val="47261bad"/>
+    <w:multiLevelType w:val="multilevel"/>
+    <w:lvl w:ilvl="0">
+      <w:numFmt w:val="bullet"/>
+      <w:lvlText w:val="•"/>
+      <w:lvlJc w:val="left"/>
+      <w:pPr>
+        <w:tabs>
+          <w:tab w:val="num" w:pos="0"/>
+        </w:tabs>
+        <w:ind w:left="480" w:hanging="480"/>
+      </w:pPr>
+    </w:lvl>
+    <w:lvl w:ilvl="1">
+      <w:numFmt w:val="bullet"/>
+      <w:lvlText w:val="–"/>
+      <w:lvlJc w:val="left"/>
+      <w:pPr>
+        <w:tabs>
+          <w:tab w:val="num" w:pos="720"/>
+        </w:tabs>
+        <w:ind w:left="1200" w:hanging="480"/>
+      </w:pPr>
+    </w:lvl>
+    <w:lvl w:ilvl="2">
+      <w:numFmt w:val="bullet"/>
+      <w:lvlText w:val="•"/>
+      <w:lvlJc w:val="left"/>
+      <w:pPr>
+        <w:tabs>
+          <w:tab w:val="num" w:pos="1440"/>
+        </w:tabs>
+        <w:ind w:left="1920" w:hanging="480"/>
+      </w:pPr>
+    </w:lvl>
+    <w:lvl w:ilvl="3">
+      <w:numFmt w:val="bullet"/>
+      <w:lvlText w:val="–"/>
+      <w:lvlJc w:val="left"/>
+      <w:pPr>
+        <w:tabs>
+          <w:tab w:val="num" w:pos="2160"/>
+        </w:tabs>
+        <w:ind w:left="2640" w:hanging="480"/>
+      </w:pPr>
+    </w:lvl>
+    <w:lvl w:ilvl="4">
+      <w:numFmt w:val="bullet"/>
+      <w:lvlText w:val="•"/>
+      <w:lvlJc w:val="left"/>
+      <w:pPr>
+        <w:tabs>
+          <w:tab w:val="num" w:pos="2880"/>
+        </w:tabs>
+        <w:ind w:left="3360" w:hanging="480"/>
+      </w:pPr>
+    </w:lvl>
+    <w:lvl w:ilvl="5">
+      <w:numFmt w:val="bullet"/>
+      <w:lvlText w:val="–"/>
+      <w:lvlJc w:val="left"/>
+      <w:pPr>
+        <w:tabs>
+          <w:tab w:val="num" w:pos="3600"/>
+        </w:tabs>
+        <w:ind w:left="4080" w:hanging="480"/>
+      </w:pPr>
+    </w:lvl>
+    <w:lvl w:ilvl="6">
+      <w:numFmt w:val="bullet"/>
+      <w:lvlText w:val="•"/>
+      <w:lvlJc w:val="left"/>
+      <w:pPr>
+        <w:tabs>
+          <w:tab w:val="num" w:pos="4320"/>
+        </w:tabs>
+        <w:ind w:left="4800" w:hanging="480"/>
+      </w:pPr>
+    </w:lvl>
+    <w:lvl w:ilvl="7">
+      <w:numFmt w:val="bullet"/>
+      <w:lvlText w:val="–"/>
+      <w:lvlJc w:val="left"/>
+      <w:pPr>
+        <w:tabs>
+          <w:tab w:val="num" w:pos="5040"/>
+        </w:tabs>
+        <w:ind w:left="5520" w:hanging="480"/>
+      </w:pPr>
+    </w:lvl>
+    <w:lvl w:ilvl="8">
+      <w:numFmt w:val="bullet"/>
+      <w:lvlText w:val="•"/>
+      <w:lvlJc w:val="left"/>
+      <w:pPr>
+        <w:tabs>
+          <w:tab w:val="num" w:pos="5760"/>
+        </w:tabs>
+        <w:ind w:left="6240" w:hanging="480"/>
+      </w:pPr>
+    </w:lvl>
+  </w:abstractNum>
   <w:num w:numId="1000">
     <w:abstractNumId w:val="990"/>
   </w:num>
@@ -3380,6 +3661,39 @@
     <w:lvlOverride w:ilvl="8">
       <w:startOverride w:val="9"/>
     </w:lvlOverride>
+  </w:num>
+  <w:num w:numId="1002">
+    <w:abstractNumId w:val="99411"/>
+    <w:lvlOverride w:ilvl="0">
+      <w:startOverride w:val="1"/>
+    </w:lvlOverride>
+    <w:lvlOverride w:ilvl="1">
+      <w:startOverride w:val="1"/>
+    </w:lvlOverride>
+    <w:lvlOverride w:ilvl="2">
+      <w:startOverride w:val="1"/>
+    </w:lvlOverride>
+    <w:lvlOverride w:ilvl="3">
+      <w:startOverride w:val="1"/>
+    </w:lvlOverride>
+    <w:lvlOverride w:ilvl="4">
+      <w:startOverride w:val="1"/>
+    </w:lvlOverride>
+    <w:lvlOverride w:ilvl="5">
+      <w:startOverride w:val="1"/>
+    </w:lvlOverride>
+    <w:lvlOverride w:ilvl="6">
+      <w:startOverride w:val="1"/>
+    </w:lvlOverride>
+    <w:lvlOverride w:ilvl="7">
+      <w:startOverride w:val="1"/>
+    </w:lvlOverride>
+    <w:lvlOverride w:ilvl="8">
+      <w:startOverride w:val="1"/>
+    </w:lvlOverride>
+  </w:num>
+  <w:num w:numId="1003">
+    <w:abstractNumId w:val="991"/>
   </w:num>
 </w:numbering>
 </file>

--- a/downloads/teacher/05 Materials/Unit 04/Handouts/Handout 04.07 - Principles Sort and Focal Point Game Cards.docx
+++ b/downloads/teacher/05 Materials/Unit 04/Handouts/Handout 04.07 - Principles Sort and Focal Point Game Cards.docx
@@ -46,17 +46,6 @@
         <w:t xml:space="preserve">Word bank in other languages</w:t>
       </w:r>
       <w:bookmarkEnd w:id="21"/>
-    </w:p>
-    <w:p>
-      <w:pPr>
-        <w:pStyle w:val="FirstParagraph"/>
-      </w:pPr>
-      <w:r>
-        <w:rPr>
-          <w:rStyle w:val="TeacherNote"/>
-        </w:rPr>
-        <w:t xml:space="preserve">[Check with a native speaker before printing.]</w:t>
-      </w:r>
     </w:p>
     <w:tbl>
       <w:tblPr>
